--- a/amaran_berterusan_2.docx
+++ b/amaran_berterusan_2.docx
@@ -1414,7 +1414,7 @@
           <w:sz w:val="20"/>
           <w:szCs w:val="20"/>
         </w:rPr>
-        <w:t xml:space="preserve"> {{NAMA}} No KP: {{NO_KP}}  </w:t>
+        <w:t xml:space="preserve"> {{NAMA}} No KP: {{NO_KP}} </w:t>
       </w:r>
       <w:proofErr w:type="spellStart"/>
       <w:r>
@@ -1704,7 +1704,7 @@
           <w:sz w:val="20"/>
           <w:szCs w:val="20"/>
         </w:rPr>
-        <w:t xml:space="preserve">{{TARIKH_MULA}} </w:t>
+        <w:t xml:space="preserve">{{TARIKH_MULA}}</w:t>
       </w:r>
       <w:r>
         <w:rPr>
@@ -1746,7 +1746,7 @@
           <w:sz w:val="20"/>
           <w:szCs w:val="20"/>
         </w:rPr>
-        <w:t xml:space="preserve">    {{TARIKH_AKHIR}}</w:t>
+        <w:t xml:space="preserve">   {{TARIKH_AKHIR}}</w:t>
       </w:r>
     </w:p>
     <w:p>
@@ -3683,7 +3683,7 @@
           <w:sz w:val="20"/>
           <w:szCs w:val="20"/>
         </w:rPr>
-        <w:t xml:space="preserve">. SMKG.700-7/2/2 ({{SIRI}}) </w:t>
+        <w:t xml:space="preserve">. SMKG.700-7/2/2/2 ({{SIRI}}) </w:t>
       </w:r>
       <w:proofErr w:type="spellStart"/>
       <w:r>
@@ -3795,7 +3795,7 @@
           <w:sz w:val="20"/>
           <w:szCs w:val="20"/>
         </w:rPr>
-        <w:t xml:space="preserve"> {{NAMA}} (No. SB/KP : {{NO_KP}}  </w:t>
+        <w:t xml:space="preserve"> {{NAMA}} (No. SB/KP : {{NO_KP}} </w:t>
       </w:r>
       <w:proofErr w:type="spellStart"/>
       <w:r>
@@ -3955,7 +3955,7 @@
           <w:sz w:val="20"/>
           <w:szCs w:val="20"/>
         </w:rPr>
-        <w:t xml:space="preserve"> {{TARIKH_MULA}}  </w:t>
+        <w:t xml:space="preserve"> {{TARIKH_MULA}} </w:t>
       </w:r>
       <w:proofErr w:type="spellStart"/>
       <w:r>
@@ -3975,7 +3975,7 @@
           <w:sz w:val="20"/>
           <w:szCs w:val="20"/>
         </w:rPr>
-        <w:t xml:space="preserve">  {{TARIKH_AKHIR}} (10 </w:t>
+        <w:t xml:space="preserve"> {{TARIKH_AKHIR}} (10 </w:t>
       </w:r>
       <w:proofErr w:type="spellStart"/>
       <w:r>
